--- a/rapports/2026-06-06/EQ25/EQ25_enq1_v2/DR_032202030015/35-78-70-97.docx
+++ b/rapports/2026-06-06/EQ25/EQ25_enq1_v2/DR_032202030015/35-78-70-97.docx
@@ -297,7 +297,7 @@
           <w:color w:val="1F6FEB"/>
           <w:sz w:val="22"/>
         </w:rPr>
-        <w:t>⚠ INCOHÉRENCES À CORRIGER (140)</w:t>
+        <w:t>⚠ INCOHÉRENCES À CORRIGER (132)</w:t>
       </w:r>
     </w:p>
     <w:tbl>
@@ -485,7 +485,7 @@
                 <w:i w:val="0"/>
                 <w:sz w:val="17"/>
               </w:rPr>
-              <w:t>incoherent! Il manque des informations non renseignées (1 question(s) de  MBAYE GUEYE) , prière de renseigner toutes les questions liées à  MBAYE GUEYE .</w:t>
+              <w:t>incoherent! Il manque des informations non renseignées (1 question(s) de  ABDOU GUEYE) , prière de renseigner toutes les questions liées à  ABDOU GUEYE .</w:t>
             </w:r>
           </w:p>
         </w:tc>
@@ -544,7 +544,7 @@
                 <w:color w:val="16A34A"/>
                 <w:sz w:val="16"/>
               </w:rPr>
-              <w:t>—</w:t>
+              <w:t>s01q32, s01q37, s04q23, s01q00b, s01q37_decode, s04q23_decode</w:t>
             </w:r>
           </w:p>
         </w:tc>
@@ -575,7 +575,7 @@
                 <w:i w:val="0"/>
                 <w:sz w:val="17"/>
               </w:rPr>
-              <w:t>Incoherence! MBAYE GUEYE a dit que sa mère a un niveau  alors que la mère elle-même dit qu'elle a un niveau Primaire au niveau de la section 2.</w:t>
+              <w:t>Incoherence! ABDOU GUEYE a declaré que la catégorie socioprofessionnelle de sa mère est  alors que la mère elle-même declare comme catégorie socioprofessionnelle Stagiaire ou  Apprenti non rénuméré au niveau de la section 4b.</w:t>
             </w:r>
           </w:p>
         </w:tc>
@@ -634,7 +634,7 @@
                 <w:color w:val="16A34A"/>
                 <w:sz w:val="16"/>
               </w:rPr>
-              <w:t>s01q39</w:t>
+              <w:t>s01q00b</w:t>
             </w:r>
           </w:p>
         </w:tc>
@@ -665,7 +665,7 @@
                 <w:i w:val="0"/>
                 <w:sz w:val="17"/>
               </w:rPr>
-              <w:t>Incoherence! IBRAHIMA GUEYE dispose d'un téléphone portable à s01q39, donc la raison évoquée ne peut pas être (ne dispose pas d'appareil).</w:t>
+              <w:t>incoherent! Il manque des informations non renseignées (1 question(s) de  MBAYE GUEYE) , prière de renseigner toutes les questions liées à  MBAYE GUEYE .</w:t>
             </w:r>
           </w:p>
         </w:tc>
@@ -724,7 +724,7 @@
                 <w:color w:val="16A34A"/>
                 <w:sz w:val="16"/>
               </w:rPr>
-              <w:t>s01q39</w:t>
+              <w:t>—</w:t>
             </w:r>
           </w:p>
         </w:tc>
@@ -755,7 +755,7 @@
                 <w:i w:val="0"/>
                 <w:sz w:val="17"/>
               </w:rPr>
-              <w:t>Incoherence! NDEYE BOP dispose d'un téléphone portable à s01q39, donc la raison évoquée ne peut pas être (ne dispose pas d'appareil).</w:t>
+              <w:t>Incoherence! MBAYE GUEYE a dit que sa mère a un niveau  alors que la mère elle-même dit qu'elle a un niveau Primaire au niveau de la section 2.</w:t>
             </w:r>
           </w:p>
         </w:tc>
@@ -814,7 +814,7 @@
                 <w:color w:val="16A34A"/>
                 <w:sz w:val="16"/>
               </w:rPr>
-              <w:t>s01q00b</w:t>
+              <w:t>s01q39</w:t>
             </w:r>
           </w:p>
         </w:tc>
@@ -845,7 +845,7 @@
                 <w:i w:val="0"/>
                 <w:sz w:val="17"/>
               </w:rPr>
-              <w:t>incoherent! Il manque des informations non renseignées (1 question(s) de  ABDOU GUEYE) , prière de renseigner toutes les questions liées à  ABDOU GUEYE .</w:t>
+              <w:t>Incoherence! IBRAHIMA GUEYE dispose d'un téléphone portable à s01q39, donc la raison évoquée ne peut pas être (ne dispose pas d'appareil).</w:t>
             </w:r>
           </w:p>
         </w:tc>
@@ -904,7 +904,7 @@
                 <w:color w:val="16A34A"/>
                 <w:sz w:val="16"/>
               </w:rPr>
-              <w:t>s01q32, s01q37, s04q23, s01q00b, s01q37_decode, s04q23_decode</w:t>
+              <w:t>s01q39</w:t>
             </w:r>
           </w:p>
         </w:tc>
@@ -935,7 +935,7 @@
                 <w:i w:val="0"/>
                 <w:sz w:val="17"/>
               </w:rPr>
-              <w:t>Incoherence! ABDOU GUEYE a declaré que la catégorie socioprofessionnelle de sa mère est  alors que la mère elle-même declare comme catégorie socioprofessionnelle Stagiaire ou  Apprenti non rénuméré au niveau de la section 4b.</w:t>
+              <w:t>Incoherence! NDEYE BOP dispose d'un téléphone portable à s01q39, donc la raison évoquée ne peut pas être (ne dispose pas d'appareil).</w:t>
             </w:r>
           </w:p>
         </w:tc>
@@ -1025,7 +1025,7 @@
                 <w:i w:val="0"/>
                 <w:sz w:val="17"/>
               </w:rPr>
-              <w:t>incoherent! Il manque des informations non renseignées (1 question(s) de  FALLOU ND FAYE GUEYE) , prière de renseigner toutes les questions liées à  FALLOU ND FAYE GUEYE .</w:t>
+              <w:t>incoherent! Il manque des informations non renseignées (1 question(s) de  ADA GUEYE) , prière de renseigner toutes les questions liées à  ADA GUEYE .</w:t>
             </w:r>
           </w:p>
         </w:tc>
@@ -1115,7 +1115,7 @@
                 <w:i w:val="0"/>
                 <w:sz w:val="17"/>
               </w:rPr>
-              <w:t>Incoherence! FALLOU ND FAYE GUEYE a declaré que la catégorie socioprofessionnelle de sa mère est  alors que la mère elle-même declare comme catégorie socioprofessionnelle Stagiaire ou  Apprenti non rénuméré au niveau de la section 4b.</w:t>
+              <w:t>Incoherence! ADA GUEYE a declaré que la catégorie socioprofessionnelle de sa mère est  alors que la mère elle-même declare comme catégorie socioprofessionnelle Stagiaire ou  Apprenti non rénuméré au niveau de la section 4b.</w:t>
             </w:r>
           </w:p>
         </w:tc>
@@ -1205,7 +1205,7 @@
                 <w:i w:val="0"/>
                 <w:sz w:val="17"/>
               </w:rPr>
-              <w:t>incoherent! Il manque des informations non renseignées (1 question(s) de  ISSEU GUEYE) , prière de renseigner toutes les questions liées à  ISSEU GUEYE .</w:t>
+              <w:t>incoherent! Il manque des informations non renseignées (1 question(s) de  AMY GUEYE) , prière de renseigner toutes les questions liées à  AMY GUEYE .</w:t>
             </w:r>
           </w:p>
         </w:tc>
@@ -1295,7 +1295,7 @@
                 <w:i w:val="0"/>
                 <w:sz w:val="17"/>
               </w:rPr>
-              <w:t>Incoherence! ISSEU GUEYE a declaré que la catégorie socioprofessionnelle de sa mère est  alors que la mère elle-même declare comme catégorie socioprofessionnelle Stagiaire ou  Apprenti non rénuméré au niveau de la section 4b.</w:t>
+              <w:t>Incoherence! AMY GUEYE a declaré que la catégorie socioprofessionnelle de sa mère est  alors que la mère elle-même declare comme catégorie socioprofessionnelle Stagiaire ou  Apprenti non rénuméré au niveau de la section 4b.</w:t>
             </w:r>
           </w:p>
         </w:tc>
@@ -1385,7 +1385,7 @@
                 <w:i w:val="0"/>
                 <w:sz w:val="17"/>
               </w:rPr>
-              <w:t>incoherent! Il manque des informations non renseignées (1 question(s) de  ADA GUEYE) , prière de renseigner toutes les questions liées à  ADA GUEYE .</w:t>
+              <w:t>incoherent! Il manque des informations non renseignées (1 question(s) de  FALLOU GUEYE) , prière de renseigner toutes les questions liées à  FALLOU GUEYE .</w:t>
             </w:r>
           </w:p>
         </w:tc>
@@ -1475,7 +1475,7 @@
                 <w:i w:val="0"/>
                 <w:sz w:val="17"/>
               </w:rPr>
-              <w:t>Incoherence! ADA GUEYE a declaré que la catégorie socioprofessionnelle de sa mère est  alors que la mère elle-même declare comme catégorie socioprofessionnelle Stagiaire ou  Apprenti non rénuméré au niveau de la section 4b.</w:t>
+              <w:t>Incoherence! FALLOU GUEYE a declaré que la catégorie socioprofessionnelle de sa mère est  alors que la mère elle-même declare comme catégorie socioprofessionnelle Stagiaire ou  Apprenti non rénuméré au niveau de la section 4b.</w:t>
             </w:r>
           </w:p>
         </w:tc>
@@ -1565,7 +1565,7 @@
                 <w:i w:val="0"/>
                 <w:sz w:val="17"/>
               </w:rPr>
-              <w:t>incoherent! Il manque des informations non renseignées (1 question(s) de  AMY GUEYE) , prière de renseigner toutes les questions liées à  AMY GUEYE .</w:t>
+              <w:t>incoherent! Il manque des informations non renseignées (1 question(s) de  FALLOU ND FAYE GUEYE) , prière de renseigner toutes les questions liées à  FALLOU ND FAYE GUEYE .</w:t>
             </w:r>
           </w:p>
         </w:tc>
@@ -1655,7 +1655,7 @@
                 <w:i w:val="0"/>
                 <w:sz w:val="17"/>
               </w:rPr>
-              <w:t>Incoherence! AMY GUEYE a declaré que la catégorie socioprofessionnelle de sa mère est  alors que la mère elle-même declare comme catégorie socioprofessionnelle Stagiaire ou  Apprenti non rénuméré au niveau de la section 4b.</w:t>
+              <w:t>Incoherence! FALLOU ND FAYE GUEYE a declaré que la catégorie socioprofessionnelle de sa mère est  alors que la mère elle-même declare comme catégorie socioprofessionnelle Stagiaire ou  Apprenti non rénuméré au niveau de la section 4b.</w:t>
             </w:r>
           </w:p>
         </w:tc>
@@ -1745,7 +1745,7 @@
                 <w:i w:val="0"/>
                 <w:sz w:val="17"/>
               </w:rPr>
-              <w:t>incoherent! Il manque des informations non renseignées (1 question(s) de  FALLOU GUEYE) , prière de renseigner toutes les questions liées à  FALLOU GUEYE .</w:t>
+              <w:t>incoherent! Il manque des informations non renseignées (1 question(s) de  ISSEU GUEYE) , prière de renseigner toutes les questions liées à  ISSEU GUEYE .</w:t>
             </w:r>
           </w:p>
         </w:tc>
@@ -1835,7 +1835,7 @@
                 <w:i w:val="0"/>
                 <w:sz w:val="17"/>
               </w:rPr>
-              <w:t>Incoherence! FALLOU GUEYE a declaré que la catégorie socioprofessionnelle de sa mère est  alors que la mère elle-même declare comme catégorie socioprofessionnelle Stagiaire ou  Apprenti non rénuméré au niveau de la section 4b.</w:t>
+              <w:t>Incoherence! ISSEU GUEYE a declaré que la catégorie socioprofessionnelle de sa mère est  alors que la mère elle-même declare comme catégorie socioprofessionnelle Stagiaire ou  Apprenti non rénuméré au niveau de la section 4b.</w:t>
             </w:r>
           </w:p>
         </w:tc>
@@ -4085,7 +4085,7 @@
                 <w:i w:val="0"/>
                 <w:sz w:val="17"/>
               </w:rPr>
-              <w:t>Attention ! Vous avez déclaré en s01q00 que le répondant est la personne elle-même, or MBAYE GUEYE est trop jeune (5 ans) pour fournir des informations correctes.</w:t>
+              <w:t>Attention ! Vous avez déclaré en s01q00 que le répondant est la personne elle-même, or ABDOU GUEYE est trop jeune (7 ans) pour fournir des informations correctes.</w:t>
             </w:r>
           </w:p>
         </w:tc>
@@ -4175,7 +4175,7 @@
                 <w:i w:val="0"/>
                 <w:sz w:val="17"/>
               </w:rPr>
-              <w:t>Prière de refaire la section 1 pour MBAYE GUEYE en demandant à un adulte de répondre aux questions à sa place.</w:t>
+              <w:t>Prière de refaire la section 1 pour ABDOU GUEYE en demandant à un adulte de répondre aux questions à sa place.</w:t>
             </w:r>
           </w:p>
         </w:tc>
@@ -4265,7 +4265,7 @@
                 <w:i w:val="0"/>
                 <w:sz w:val="17"/>
               </w:rPr>
-              <w:t>Prière de verifier l'information donnée par MBAYE GUEYE ou corriger au niveau de la section 1.</w:t>
+              <w:t>Prière de verifier l'information donnée par ABDOU GUEYE ou corriger au niveau de la section 1.</w:t>
             </w:r>
           </w:p>
         </w:tc>
@@ -4324,7 +4324,7 @@
                 <w:color w:val="16A34A"/>
                 <w:sz w:val="16"/>
               </w:rPr>
-              <w:t>s00q27, s01q03a, s01q03b, s01q03c, s01q00b</w:t>
+              <w:t>s01q00</w:t>
             </w:r>
           </w:p>
         </w:tc>
@@ -4355,7 +4355,7 @@
                 <w:i w:val="0"/>
                 <w:sz w:val="17"/>
               </w:rPr>
-              <w:t>Les informations sur l'acte de naissance (ni Jours, ni mois et ni années) de  ABDOU GUEYE  manquent, s'il vous plait pouvez-vous fournir d'effort pour avoir ces informations.</w:t>
+              <w:t>Attention ! Vous avez déclaré en s01q00 que le répondant est la personne elle-même, or MBAYE GUEYE est trop jeune (5 ans) pour fournir des informations correctes.</w:t>
             </w:r>
           </w:p>
         </w:tc>
@@ -4414,7 +4414,7 @@
                 <w:color w:val="16A34A"/>
                 <w:sz w:val="16"/>
               </w:rPr>
-              <w:t>s01q00</w:t>
+              <w:t>—</w:t>
             </w:r>
           </w:p>
         </w:tc>
@@ -4445,7 +4445,7 @@
                 <w:i w:val="0"/>
                 <w:sz w:val="17"/>
               </w:rPr>
-              <w:t>Attention ! Vous avez déclaré en s01q00 que le répondant est la personne elle-même, or ABDOU GUEYE est trop jeune (7 ans) pour fournir des informations correctes.</w:t>
+              <w:t>Prière de refaire la section 1 pour MBAYE GUEYE en demandant à un adulte de répondre aux questions à sa place.</w:t>
             </w:r>
           </w:p>
         </w:tc>
@@ -4535,7 +4535,7 @@
                 <w:i w:val="0"/>
                 <w:sz w:val="17"/>
               </w:rPr>
-              <w:t>Prière de refaire la section 1 pour ABDOU GUEYE en demandant à un adulte de répondre aux questions à sa place.</w:t>
+              <w:t>Prière de verifier l'information donnée par MBAYE GUEYE ou corriger au niveau de la section 1.</w:t>
             </w:r>
           </w:p>
         </w:tc>
@@ -4625,7 +4625,7 @@
                 <w:i w:val="0"/>
                 <w:sz w:val="17"/>
               </w:rPr>
-              <w:t>Prière de verifier l'information donnée par ABDOU GUEYE ou corriger au niveau de la section 1.</w:t>
+              <w:t>Prière de verifier l'information donnée par ADA GUEYE ou corriger au niveau de la section 1.</w:t>
             </w:r>
           </w:p>
         </w:tc>
@@ -4684,7 +4684,7 @@
                 <w:color w:val="16A34A"/>
                 <w:sz w:val="16"/>
               </w:rPr>
-              <w:t>s00q27, s01q03a, s01q03b, s01q03c, s01q00b</w:t>
+              <w:t>—</w:t>
             </w:r>
           </w:p>
         </w:tc>
@@ -4715,7 +4715,7 @@
                 <w:i w:val="0"/>
                 <w:sz w:val="17"/>
               </w:rPr>
-              <w:t>Les informations sur l'acte de naissance (ni Jours, ni mois et ni années) de  FALLOU ND FAYE GUEYE  manquent, s'il vous plait pouvez-vous fournir d'effort pour avoir ces informations.</w:t>
+              <w:t>Prière de verifier l'information donnée par AMY GUEYE ou corriger au niveau de la section 1.</w:t>
             </w:r>
           </w:p>
         </w:tc>
@@ -4805,7 +4805,7 @@
                 <w:i w:val="0"/>
                 <w:sz w:val="17"/>
               </w:rPr>
-              <w:t>Prière de verifier l'information donnée par FALLOU ND FAYE GUEYE ou corriger au niveau de la section 1.</w:t>
+              <w:t>Prière de verifier l'information donnée par FALLOU GUEYE ou corriger au niveau de la section 1.</w:t>
             </w:r>
           </w:p>
         </w:tc>
@@ -4864,7 +4864,7 @@
                 <w:color w:val="16A34A"/>
                 <w:sz w:val="16"/>
               </w:rPr>
-              <w:t>s00q27, s01q03a, s01q03b, s01q03c, s01q00b</w:t>
+              <w:t>—</w:t>
             </w:r>
           </w:p>
         </w:tc>
@@ -4895,7 +4895,7 @@
                 <w:i w:val="0"/>
                 <w:sz w:val="17"/>
               </w:rPr>
-              <w:t>Les informations sur l'acte de naissance (ni Jours, ni mois et ni années) de  ISSEU GUEYE  manquent, s'il vous plait pouvez-vous fournir d'effort pour avoir ces informations.</w:t>
+              <w:t>Prière de verifier l'information donnée par FALLOU ND FAYE GUEYE ou corriger au niveau de la section 1.</w:t>
             </w:r>
           </w:p>
         </w:tc>
@@ -4954,7 +4954,7 @@
                 <w:color w:val="16A34A"/>
                 <w:sz w:val="16"/>
               </w:rPr>
-              <w:t>s01q04a, s01q03b</w:t>
+              <w:t>—</w:t>
             </w:r>
           </w:p>
         </w:tc>
@@ -4985,7 +4985,7 @@
                 <w:i w:val="0"/>
                 <w:sz w:val="17"/>
               </w:rPr>
-              <w:t>Le mois de l'enfant ( ISSEU GUEYE ) n'est pas connu mais vous avez declaré en s01q04a le nombre de mois, prière de changer NSP au niveau de s01q03b.</w:t>
+              <w:t>Prière de verifier l'information donnée par ISSEU GUEYE ou corriger au niveau de la section 1.</w:t>
             </w:r>
           </w:p>
         </w:tc>
@@ -5075,7 +5075,7 @@
                 <w:i w:val="0"/>
                 <w:sz w:val="17"/>
               </w:rPr>
-              <w:t>Prière de verifier l'information donnée par ISSEU GUEYE ou corriger au niveau de la section 1.</w:t>
+              <w:t>Prière de verifier l'information donnée par MBAYTA GUEYE ou corriger au niveau de la section 1.</w:t>
             </w:r>
           </w:p>
         </w:tc>
@@ -5134,7 +5134,7 @@
                 <w:color w:val="16A34A"/>
                 <w:sz w:val="16"/>
               </w:rPr>
-              <w:t>s00q27, s01q03a, s01q03b, s01q03c, s01q00b</w:t>
+              <w:t>—</w:t>
             </w:r>
           </w:p>
         </w:tc>
@@ -5165,7 +5165,7 @@
                 <w:i w:val="0"/>
                 <w:sz w:val="17"/>
               </w:rPr>
-              <w:t>Les informations sur l'acte de naissance (ni Jours, ni mois et ni années) de  NDEYE SENE  manquent, s'il vous plait pouvez-vous fournir d'effort pour avoir ces informations.</w:t>
+              <w:t>Prière de verifier l'information donnée par SALIOU GUEYE ou corriger au niveau de la section 1.</w:t>
             </w:r>
           </w:p>
         </w:tc>
@@ -5224,7 +5224,7 @@
                 <w:color w:val="16A34A"/>
                 <w:sz w:val="16"/>
               </w:rPr>
-              <w:t>s00q27, s01q03a, s01q03b, s01q03c, s01q00b</w:t>
+              <w:t>—</w:t>
             </w:r>
           </w:p>
         </w:tc>
@@ -5255,7 +5255,7 @@
                 <w:i w:val="0"/>
                 <w:sz w:val="17"/>
               </w:rPr>
-              <w:t>Les informations sur l'acte de naissance (ni Jours, ni mois et ni années) de  NGAGNE GUEYE  manquent, s'il vous plait pouvez-vous fournir d'effort pour avoir ces informations.</w:t>
+              <w:t>Prière de verifier l'information donnée par SOKHNA GUEYE ou corriger au niveau de la section 1.</w:t>
             </w:r>
           </w:p>
         </w:tc>
@@ -5288,7 +5288,7 @@
                 <w:i w:val="0"/>
                 <w:sz w:val="16"/>
               </w:rPr>
-              <w:t>S01</w:t>
+              <w:t>S02</w:t>
               <w:br/>
             </w:r>
             <w:r>
@@ -5298,7 +5298,7 @@
                 <w:color w:val="64748B"/>
                 <w:sz w:val="14"/>
               </w:rPr>
-              <w:t>Démographie</w:t>
+              <w:t>Éducation</w:t>
             </w:r>
           </w:p>
         </w:tc>
@@ -5314,7 +5314,7 @@
                 <w:color w:val="16A34A"/>
                 <w:sz w:val="16"/>
               </w:rPr>
-              <w:t>s00q27, s01q03a, s01q03b, s01q03c, s01q00b</w:t>
+              <w:t>—</w:t>
             </w:r>
           </w:p>
         </w:tc>
@@ -5345,7 +5345,7 @@
                 <w:i w:val="0"/>
                 <w:sz w:val="17"/>
               </w:rPr>
-              <w:t>Les informations sur l'acte de naissance (ni Jours, ni mois et ni années) de  PAPE GUEYE  manquent, s'il vous plait pouvez-vous fournir d'effort pour avoir ces informations.</w:t>
+              <w:t>Prière de vous adresser à MATY TOURE pour avoir l'année exacte.</w:t>
             </w:r>
           </w:p>
         </w:tc>
@@ -5378,7 +5378,7 @@
                 <w:i w:val="0"/>
                 <w:sz w:val="16"/>
               </w:rPr>
-              <w:t>S01</w:t>
+              <w:t>S02</w:t>
               <w:br/>
             </w:r>
             <w:r>
@@ -5388,7 +5388,7 @@
                 <w:color w:val="64748B"/>
                 <w:sz w:val="14"/>
               </w:rPr>
-              <w:t>Démographie</w:t>
+              <w:t>Éducation</w:t>
             </w:r>
           </w:p>
         </w:tc>
@@ -5435,7 +5435,7 @@
                 <w:i w:val="0"/>
                 <w:sz w:val="17"/>
               </w:rPr>
-              <w:t>Prière de verifier l'information donnée par ADA GUEYE ou corriger au niveau de la section 1.</w:t>
+              <w:t>Merci de bien vouloir changé 2.04 en OUI et renseigné toutes les autres informations qui concerne NDEYE BOP .</w:t>
             </w:r>
           </w:p>
         </w:tc>
@@ -5468,7 +5468,7 @@
                 <w:i w:val="0"/>
                 <w:sz w:val="16"/>
               </w:rPr>
-              <w:t>S01</w:t>
+              <w:t>S02</w:t>
               <w:br/>
             </w:r>
             <w:r>
@@ -5478,7 +5478,7 @@
                 <w:color w:val="64748B"/>
                 <w:sz w:val="14"/>
               </w:rPr>
-              <w:t>Démographie</w:t>
+              <w:t>Éducation</w:t>
             </w:r>
           </w:p>
         </w:tc>
@@ -5525,7 +5525,7 @@
                 <w:i w:val="0"/>
                 <w:sz w:val="17"/>
               </w:rPr>
-              <w:t>Prière de verifier l'information donnée par AMY GUEYE ou corriger au niveau de la section 1.</w:t>
+              <w:t>Merci de bien vouloir changé 2.04 en OUI et renseigné toutes les autres informations qui concerne NDEYE FAYE .</w:t>
             </w:r>
           </w:p>
         </w:tc>
@@ -5558,7 +5558,7 @@
                 <w:i w:val="0"/>
                 <w:sz w:val="16"/>
               </w:rPr>
-              <w:t>S01</w:t>
+              <w:t>S02</w:t>
               <w:br/>
             </w:r>
             <w:r>
@@ -5568,7 +5568,7 @@
                 <w:color w:val="64748B"/>
                 <w:sz w:val="14"/>
               </w:rPr>
-              <w:t>Démographie</w:t>
+              <w:t>Éducation</w:t>
             </w:r>
           </w:p>
         </w:tc>
@@ -5615,7 +5615,7 @@
                 <w:i w:val="0"/>
                 <w:sz w:val="17"/>
               </w:rPr>
-              <w:t>Prière de verifier l'information donnée par FALLOU GUEYE ou corriger au niveau de la section 1.</w:t>
+              <w:t>Merci de bien vouloir changé 2.04 en OUI et renseigné toutes les autres informations qui concerne NDEYE SENE .</w:t>
             </w:r>
           </w:p>
         </w:tc>
@@ -5648,7 +5648,7 @@
                 <w:i w:val="0"/>
                 <w:sz w:val="16"/>
               </w:rPr>
-              <w:t>S01</w:t>
+              <w:t>S02</w:t>
               <w:br/>
             </w:r>
             <w:r>
@@ -5658,7 +5658,7 @@
                 <w:color w:val="64748B"/>
                 <w:sz w:val="14"/>
               </w:rPr>
-              <w:t>Démographie</w:t>
+              <w:t>Éducation</w:t>
             </w:r>
           </w:p>
         </w:tc>
@@ -5705,7 +5705,7 @@
                 <w:i w:val="0"/>
                 <w:sz w:val="17"/>
               </w:rPr>
-              <w:t>Prière de verifier l'information donnée par MBAYTA GUEYE ou corriger au niveau de la section 1.</w:t>
+              <w:t>Prière de vous adresser à SALIOU GUEYE pour avoir l'année exacte.</w:t>
             </w:r>
           </w:p>
         </w:tc>
@@ -5738,7 +5738,7 @@
                 <w:i w:val="0"/>
                 <w:sz w:val="16"/>
               </w:rPr>
-              <w:t>S01</w:t>
+              <w:t>S02</w:t>
               <w:br/>
             </w:r>
             <w:r>
@@ -5748,7 +5748,7 @@
                 <w:color w:val="64748B"/>
                 <w:sz w:val="14"/>
               </w:rPr>
-              <w:t>Démographie</w:t>
+              <w:t>Éducation</w:t>
             </w:r>
           </w:p>
         </w:tc>
@@ -5795,7 +5795,7 @@
                 <w:i w:val="0"/>
                 <w:sz w:val="17"/>
               </w:rPr>
-              <w:t>Prière de verifier l'information donnée par SALIOU GUEYE ou corriger au niveau de la section 1.</w:t>
+              <w:t>Prière de vous adresser à FALLOU ND FAYE GUEYE pour avoir l'année exacte.</w:t>
             </w:r>
           </w:p>
         </w:tc>
@@ -5828,7 +5828,7 @@
                 <w:i w:val="0"/>
                 <w:sz w:val="16"/>
               </w:rPr>
-              <w:t>S01</w:t>
+              <w:t>S03</w:t>
               <w:br/>
             </w:r>
             <w:r>
@@ -5838,7 +5838,7 @@
                 <w:color w:val="64748B"/>
                 <w:sz w:val="14"/>
               </w:rPr>
-              <w:t>Démographie</w:t>
+              <w:t>Santé</w:t>
             </w:r>
           </w:p>
         </w:tc>
@@ -5854,7 +5854,7 @@
                 <w:color w:val="16A34A"/>
                 <w:sz w:val="16"/>
               </w:rPr>
-              <w:t>—</w:t>
+              <w:t>s00q04, s01q41, s02q14, s01q00b</w:t>
             </w:r>
           </w:p>
         </w:tc>
@@ -5885,7 +5885,7 @@
                 <w:i w:val="0"/>
                 <w:sz w:val="17"/>
               </w:rPr>
-              <w:t>Prière de verifier l'information donnée par SOKHNA GUEYE ou corriger au niveau de la section 1.</w:t>
+              <w:t>Il manque des informations non renseignées de ( SALIOU GUEYE ), prière de renseignés toutes les questions liées à ( SALIOU GUEYE ).</w:t>
             </w:r>
           </w:p>
         </w:tc>
@@ -5918,7 +5918,7 @@
                 <w:i w:val="0"/>
                 <w:sz w:val="16"/>
               </w:rPr>
-              <w:t>S02</w:t>
+              <w:t>S03</w:t>
               <w:br/>
             </w:r>
             <w:r>
@@ -5928,7 +5928,7 @@
                 <w:color w:val="64748B"/>
                 <w:sz w:val="14"/>
               </w:rPr>
-              <w:t>Éducation</w:t>
+              <w:t>Santé</w:t>
             </w:r>
           </w:p>
         </w:tc>
@@ -5944,7 +5944,7 @@
                 <w:color w:val="16A34A"/>
                 <w:sz w:val="16"/>
               </w:rPr>
-              <w:t>—</w:t>
+              <w:t>s00q07a, s01q54a, s01q54b, s02q20, s02q21, s03q53, s01q00b</w:t>
             </w:r>
           </w:p>
         </w:tc>
@@ -5975,7 +5975,7 @@
                 <w:i w:val="0"/>
                 <w:sz w:val="17"/>
               </w:rPr>
-              <w:t>Prière de vous adresser à MATY TOURE pour avoir l'année exacte.</w:t>
+              <w:t>Le montant(15000 FCFA) des dépenses pour chaque visite prénatale de NDEYE FAYE semble faible (voir nul) ou élevé, prière de corriger.</w:t>
             </w:r>
           </w:p>
         </w:tc>
@@ -6008,7 +6008,7 @@
                 <w:i w:val="0"/>
                 <w:sz w:val="16"/>
               </w:rPr>
-              <w:t>S02</w:t>
+              <w:t>S04</w:t>
               <w:br/>
             </w:r>
             <w:r>
@@ -6018,7 +6018,7 @@
                 <w:color w:val="64748B"/>
                 <w:sz w:val="14"/>
               </w:rPr>
-              <w:t>Éducation</w:t>
+              <w:t>Emploi</w:t>
             </w:r>
           </w:p>
         </w:tc>
@@ -6034,7 +6034,7 @@
                 <w:color w:val="16A34A"/>
                 <w:sz w:val="16"/>
               </w:rPr>
-              <w:t>—</w:t>
+              <w:t>s03q10__10, s04q18, s01q00b, s04q18_autre</w:t>
             </w:r>
           </w:p>
         </w:tc>
@@ -6065,7 +6065,7 @@
                 <w:i w:val="0"/>
                 <w:sz w:val="17"/>
               </w:rPr>
-              <w:t>Merci de bien vouloir changé 2.04 en OUI et renseigné toutes les autres informations qui concerne NDEYE BOP .</w:t>
+              <w:t>La raison pourquoi NDEYE FAYE n'a pas travaillé au cours des 7 derniers jours est traveaux champetre et semble avoir un emploi ou exister dans les modalités, prière de de bien regarder l'emploi NDEYE FAYE  ou de prendre attache avec le QG pour plus d'explication afin de la classer bien.</w:t>
             </w:r>
           </w:p>
         </w:tc>
@@ -6098,7 +6098,7 @@
                 <w:i w:val="0"/>
                 <w:sz w:val="16"/>
               </w:rPr>
-              <w:t>S02</w:t>
+              <w:t>S04</w:t>
               <w:br/>
             </w:r>
             <w:r>
@@ -6108,7 +6108,7 @@
                 <w:color w:val="64748B"/>
                 <w:sz w:val="14"/>
               </w:rPr>
-              <w:t>Éducation</w:t>
+              <w:t>Emploi</w:t>
             </w:r>
           </w:p>
         </w:tc>
@@ -6124,7 +6124,7 @@
                 <w:color w:val="16A34A"/>
                 <w:sz w:val="16"/>
               </w:rPr>
-              <w:t>—</w:t>
+              <w:t>s03q10__10, s04q18, s01q00b, s04q18_autre</w:t>
             </w:r>
           </w:p>
         </w:tc>
@@ -6155,7 +6155,7 @@
                 <w:i w:val="0"/>
                 <w:sz w:val="17"/>
               </w:rPr>
-              <w:t>Merci de bien vouloir changé 2.04 en OUI et renseigné toutes les autres informations qui concerne NDEYE FAYE .</w:t>
+              <w:t>La raison pourquoi NDEYE SENE n'a pas travaillé au cours des 7 derniers jours est traveau champetre et semble avoir un emploi ou exister dans les modalités, prière de de bien regarder l'emploi NDEYE SENE  ou de prendre attache avec le QG pour plus d'explication afin de la classer bien.</w:t>
             </w:r>
           </w:p>
         </w:tc>
@@ -6188,7 +6188,7 @@
                 <w:i w:val="0"/>
                 <w:sz w:val="16"/>
               </w:rPr>
-              <w:t>S02</w:t>
+              <w:t>S04</w:t>
               <w:br/>
             </w:r>
             <w:r>
@@ -6198,7 +6198,7 @@
                 <w:color w:val="64748B"/>
                 <w:sz w:val="14"/>
               </w:rPr>
-              <w:t>Éducation</w:t>
+              <w:t>Emploi</w:t>
             </w:r>
           </w:p>
         </w:tc>
@@ -6214,7 +6214,7 @@
                 <w:color w:val="16A34A"/>
                 <w:sz w:val="16"/>
               </w:rPr>
-              <w:t>—</w:t>
+              <w:t>s03q10__10, s04q18, s01q00b, s04q18_autre</w:t>
             </w:r>
           </w:p>
         </w:tc>
@@ -6245,7 +6245,7 @@
                 <w:i w:val="0"/>
                 <w:sz w:val="17"/>
               </w:rPr>
-              <w:t>Merci de bien vouloir changé 2.04 en OUI et renseigné toutes les autres informations qui concerne NDEYE SENE .</w:t>
+              <w:t>La raison pourquoi SOKHNA GUEYE n'a pas travaillé au cours des 7 derniers jours est traveaux champetre et semble avoir un emploi ou exister dans les modalités, prière de de bien regarder l'emploi SOKHNA GUEYE  ou de prendre attache avec le QG pour plus d'explication afin de la classer bien.</w:t>
             </w:r>
           </w:p>
         </w:tc>
@@ -6278,7 +6278,7 @@
                 <w:i w:val="0"/>
                 <w:sz w:val="16"/>
               </w:rPr>
-              <w:t>S02</w:t>
+              <w:t>S04</w:t>
               <w:br/>
             </w:r>
             <w:r>
@@ -6288,7 +6288,7 @@
                 <w:color w:val="64748B"/>
                 <w:sz w:val="14"/>
               </w:rPr>
-              <w:t>Éducation</w:t>
+              <w:t>Emploi</w:t>
             </w:r>
           </w:p>
         </w:tc>
@@ -6304,7 +6304,7 @@
                 <w:color w:val="16A34A"/>
                 <w:sz w:val="16"/>
               </w:rPr>
-              <w:t>—</w:t>
+              <w:t>s00q04, s01q41, s02q14, s01q00b</w:t>
             </w:r>
           </w:p>
         </w:tc>
@@ -6335,7 +6335,7 @@
                 <w:i w:val="0"/>
                 <w:sz w:val="17"/>
               </w:rPr>
-              <w:t>Prière de vous adresser à SALIOU GUEYE pour avoir l'année exacte.</w:t>
+              <w:t>Il manque des informations non renseignées de ( SALIOU GUEYE ), prière de renseignés toutes les questions liées à ( SALIOU GUEYE ).</w:t>
             </w:r>
           </w:p>
         </w:tc>
@@ -6368,7 +6368,7 @@
                 <w:i w:val="0"/>
                 <w:sz w:val="16"/>
               </w:rPr>
-              <w:t>S02</w:t>
+              <w:t>S04</w:t>
               <w:br/>
             </w:r>
             <w:r>
@@ -6378,7 +6378,7 @@
                 <w:color w:val="64748B"/>
                 <w:sz w:val="14"/>
               </w:rPr>
-              <w:t>Éducation</w:t>
+              <w:t>Emploi</w:t>
             </w:r>
           </w:p>
         </w:tc>
@@ -6394,7 +6394,7 @@
                 <w:color w:val="16A34A"/>
                 <w:sz w:val="16"/>
               </w:rPr>
-              <w:t>—</w:t>
+              <w:t>s01q63, s00q04, s02q25, s04q17, s04q21, s01q00b, s01q29_1</w:t>
             </w:r>
           </w:p>
         </w:tc>
@@ -6425,7 +6425,7 @@
                 <w:i w:val="0"/>
                 <w:sz w:val="17"/>
               </w:rPr>
-              <w:t>Prière de vous adresser à FALLOU ND FAYE GUEYE pour avoir l'année exacte.</w:t>
+              <w:t>Il est probable que MATY TOURE ait exercé un emploi au cours des 12 derniers mois car il evolue ou a evolué dans .</w:t>
             </w:r>
           </w:p>
         </w:tc>
@@ -6458,7 +6458,7 @@
                 <w:i w:val="0"/>
                 <w:sz w:val="16"/>
               </w:rPr>
-              <w:t>S03</w:t>
+              <w:t>S04</w:t>
               <w:br/>
             </w:r>
             <w:r>
@@ -6468,7 +6468,7 @@
                 <w:color w:val="64748B"/>
                 <w:sz w:val="14"/>
               </w:rPr>
-              <w:t>Santé</w:t>
+              <w:t>Emploi</w:t>
             </w:r>
           </w:p>
         </w:tc>
@@ -6484,7 +6484,7 @@
                 <w:color w:val="16A34A"/>
                 <w:sz w:val="16"/>
               </w:rPr>
-              <w:t>s00q04, s01q41, s02q14, s01q00b</w:t>
+              <w:t>—</w:t>
             </w:r>
           </w:p>
         </w:tc>
@@ -6515,7 +6515,7 @@
                 <w:i w:val="0"/>
                 <w:sz w:val="17"/>
               </w:rPr>
-              <w:t>Il manque des informations non renseignées de ( SALIOU GUEYE ), prière de renseignés toutes les questions liées à ( SALIOU GUEYE ).</w:t>
+              <w:t>Merci de vérifier les questions de 4.09 à 4.14 ou 4.17 ou 4.33.</w:t>
             </w:r>
           </w:p>
         </w:tc>
@@ -6548,7 +6548,7 @@
                 <w:i w:val="0"/>
                 <w:sz w:val="16"/>
               </w:rPr>
-              <w:t>S03</w:t>
+              <w:t>S04</w:t>
               <w:br/>
             </w:r>
             <w:r>
@@ -6558,7 +6558,7 @@
                 <w:color w:val="64748B"/>
                 <w:sz w:val="14"/>
               </w:rPr>
-              <w:t>Santé</w:t>
+              <w:t>Emploi</w:t>
             </w:r>
           </w:p>
         </w:tc>
@@ -6574,7 +6574,7 @@
                 <w:color w:val="16A34A"/>
                 <w:sz w:val="16"/>
               </w:rPr>
-              <w:t>s00q07a, s01q54a, s01q54b, s02q20, s02q21, s03q53, s01q00b</w:t>
+              <w:t>s00q07a, s01q54a, s01q54b, s02q20, s02q21, s03q53, s04q21, s04q46</w:t>
             </w:r>
           </w:p>
         </w:tc>
@@ -6605,7 +6605,7 @@
                 <w:i w:val="0"/>
                 <w:sz w:val="17"/>
               </w:rPr>
-              <w:t>Le montant(15000 FCFA) des dépenses pour chaque visite prénatale de NDEYE FAYE semble faible (voir nul) ou élevé, prière de corriger.</w:t>
+              <w:t>Vous avez sélectionné l'option 'Ne sait pas' pour la catégorie socioprofessionnelle de SALIOU GUEYE ou vous ne l'avez pas renseigné. prière de corriger.</w:t>
             </w:r>
           </w:p>
         </w:tc>
@@ -6664,7 +6664,7 @@
                 <w:color w:val="16A34A"/>
                 <w:sz w:val="16"/>
               </w:rPr>
-              <w:t>s03q10__10, s04q18, s01q00b, s04q18_autre</w:t>
+              <w:t>s00q04, s01q41, s02q14, s01q00b</w:t>
             </w:r>
           </w:p>
         </w:tc>
@@ -6695,7 +6695,7 @@
                 <w:i w:val="0"/>
                 <w:sz w:val="17"/>
               </w:rPr>
-              <w:t>La raison pourquoi NDEYE FAYE n'a pas travaillé au cours des 7 derniers jours est traveaux champetre et semble avoir un emploi ou exister dans les modalités, prière de de bien regarder l'emploi NDEYE FAYE  ou de prendre attache avec le QG pour plus d'explication afin de la classer bien.</w:t>
+              <w:t>Il manque des informations non renseignées de ( SALIOU GUEYE ), prière de renseignés toutes les questions liées à ( SALIOU GUEYE ).</w:t>
             </w:r>
           </w:p>
         </w:tc>
@@ -6754,7 +6754,7 @@
                 <w:color w:val="16A34A"/>
                 <w:sz w:val="16"/>
               </w:rPr>
-              <w:t>s03q10__10, s04q18, s01q00b, s04q18_autre</w:t>
+              <w:t>—</w:t>
             </w:r>
           </w:p>
         </w:tc>
@@ -6785,7 +6785,7 @@
                 <w:i w:val="0"/>
                 <w:sz w:val="17"/>
               </w:rPr>
-              <w:t>La raison pourquoi NDEYE SENE n'a pas travaillé au cours des 7 derniers jours est traveau champetre et semble avoir un emploi ou exister dans les modalités, prière de de bien regarder l'emploi NDEYE SENE  ou de prendre attache avec le QG pour plus d'explication afin de la classer bien.</w:t>
+              <w:t>Attention ! Le nombre de jours que IBRAHIMA GUEYE a travaillés par mois semble être inférieur à 15.</w:t>
             </w:r>
           </w:p>
         </w:tc>
@@ -6844,7 +6844,7 @@
                 <w:color w:val="16A34A"/>
                 <w:sz w:val="16"/>
               </w:rPr>
-              <w:t>s03q10__10, s04q18, s01q00b, s04q18_autre</w:t>
+              <w:t>—</w:t>
             </w:r>
           </w:p>
         </w:tc>
@@ -6875,7 +6875,7 @@
                 <w:i w:val="0"/>
                 <w:sz w:val="17"/>
               </w:rPr>
-              <w:t>La raison pourquoi SOKHNA GUEYE n'a pas travaillé au cours des 7 derniers jours est traveaux champetre et semble avoir un emploi ou exister dans les modalités, prière de de bien regarder l'emploi SOKHNA GUEYE  ou de prendre attache avec le QG pour plus d'explication afin de la classer bien.</w:t>
+              <w:t>Veuillez, s'il vous plaît, confirmer cette information.</w:t>
             </w:r>
           </w:p>
         </w:tc>
@@ -6908,7 +6908,7 @@
                 <w:i w:val="0"/>
                 <w:sz w:val="16"/>
               </w:rPr>
-              <w:t>S04</w:t>
+              <w:t>S07</w:t>
               <w:br/>
             </w:r>
             <w:r>
@@ -6918,7 +6918,7 @@
                 <w:color w:val="64748B"/>
                 <w:sz w:val="14"/>
               </w:rPr>
-              <w:t>Emploi</w:t>
+              <w:t>Consommation alimentaire</w:t>
             </w:r>
           </w:p>
         </w:tc>
@@ -6934,7 +6934,7 @@
                 <w:color w:val="16A34A"/>
                 <w:sz w:val="16"/>
               </w:rPr>
-              <w:t>s00q04, s01q41, s02q14, s01q00b</w:t>
+              <w:t>—</w:t>
             </w:r>
           </w:p>
         </w:tc>
@@ -6965,7 +6965,7 @@
                 <w:i w:val="0"/>
                 <w:sz w:val="17"/>
               </w:rPr>
-              <w:t>Il manque des informations non renseignées de ( SALIOU GUEYE ), prière de renseignés toutes les questions liées à ( SALIOU GUEYE ).</w:t>
+              <w:t>Attention ! La dépense du répas pris à l'extérieur de FALLOU ND FAYE GUEYE (900 Fcfa) au cours de 7 derniers jours est relativement élevé.</w:t>
             </w:r>
           </w:p>
         </w:tc>
@@ -6998,7 +6998,7 @@
                 <w:i w:val="0"/>
                 <w:sz w:val="16"/>
               </w:rPr>
-              <w:t>S04</w:t>
+              <w:t>S07</w:t>
               <w:br/>
             </w:r>
             <w:r>
@@ -7008,7 +7008,7 @@
                 <w:color w:val="64748B"/>
                 <w:sz w:val="14"/>
               </w:rPr>
-              <w:t>Emploi</w:t>
+              <w:t>Consommation alimentaire</w:t>
             </w:r>
           </w:p>
         </w:tc>
@@ -7024,7 +7024,7 @@
                 <w:color w:val="16A34A"/>
                 <w:sz w:val="16"/>
               </w:rPr>
-              <w:t>s01q63, s00q04, s02q25, s04q17, s04q21, s01q00b, s01q29_1</w:t>
+              <w:t>—</w:t>
             </w:r>
           </w:p>
         </w:tc>
@@ -7055,7 +7055,7 @@
                 <w:i w:val="0"/>
                 <w:sz w:val="17"/>
               </w:rPr>
-              <w:t>Il est probable que MATY TOURE ait exercé un emploi au cours des 12 derniers mois car il evolue ou a evolué dans .</w:t>
+              <w:t>Prière de corriger ou de confirmer avec le QG.</w:t>
             </w:r>
           </w:p>
         </w:tc>
@@ -7088,7 +7088,7 @@
                 <w:i w:val="0"/>
                 <w:sz w:val="16"/>
               </w:rPr>
-              <w:t>S04</w:t>
+              <w:t>S07</w:t>
               <w:br/>
             </w:r>
             <w:r>
@@ -7098,7 +7098,7 @@
                 <w:color w:val="64748B"/>
                 <w:sz w:val="14"/>
               </w:rPr>
-              <w:t>Emploi</w:t>
+              <w:t>Consommation alimentaire</w:t>
             </w:r>
           </w:p>
         </w:tc>
@@ -7145,7 +7145,7 @@
                 <w:i w:val="0"/>
                 <w:sz w:val="17"/>
               </w:rPr>
-              <w:t>Merci de vérifier les questions de 4.09 à 4.14 ou 4.17 ou 4.33.</w:t>
+              <w:t>La section sur le repas pris à l'extérieur du ménage du membre SALIOU GUEYE n'est pas renseignée à 100 %.</w:t>
             </w:r>
           </w:p>
         </w:tc>
@@ -7178,7 +7178,7 @@
                 <w:i w:val="0"/>
                 <w:sz w:val="16"/>
               </w:rPr>
-              <w:t>S04</w:t>
+              <w:t>S07</w:t>
               <w:br/>
             </w:r>
             <w:r>
@@ -7188,7 +7188,7 @@
                 <w:color w:val="64748B"/>
                 <w:sz w:val="14"/>
               </w:rPr>
-              <w:t>Emploi</w:t>
+              <w:t>Consommation alimentaire</w:t>
             </w:r>
           </w:p>
         </w:tc>
@@ -7204,7 +7204,7 @@
                 <w:color w:val="16A34A"/>
                 <w:sz w:val="16"/>
               </w:rPr>
-              <w:t>s00q07a, s01q54a, s01q54b, s02q20, s02q21, s03q53, s04q21, s04q46</w:t>
+              <w:t>—</w:t>
             </w:r>
           </w:p>
         </w:tc>
@@ -7235,7 +7235,7 @@
                 <w:i w:val="0"/>
                 <w:sz w:val="17"/>
               </w:rPr>
-              <w:t>Vous avez sélectionné l'option 'Ne sait pas' pour la catégorie socioprofessionnelle de SALIOU GUEYE ou vous ne l'avez pas renseigné. prière de corriger.</w:t>
+              <w:t>Prière de vérifier l'ensemble des questions relatives à ce membre et de les renseigner en totalité.</w:t>
             </w:r>
           </w:p>
         </w:tc>
@@ -7268,7 +7268,7 @@
                 <w:i w:val="0"/>
                 <w:sz w:val="16"/>
               </w:rPr>
-              <w:t>S04</w:t>
+              <w:t>S07</w:t>
               <w:br/>
             </w:r>
             <w:r>
@@ -7278,7 +7278,7 @@
                 <w:color w:val="64748B"/>
                 <w:sz w:val="14"/>
               </w:rPr>
-              <w:t>Emploi</w:t>
+              <w:t>Consommation alimentaire</w:t>
             </w:r>
           </w:p>
         </w:tc>
@@ -7358,7 +7358,7 @@
                 <w:i w:val="0"/>
                 <w:sz w:val="16"/>
               </w:rPr>
-              <w:t>S04</w:t>
+              <w:t>S09</w:t>
               <w:br/>
             </w:r>
             <w:r>
@@ -7368,7 +7368,7 @@
                 <w:color w:val="64748B"/>
                 <w:sz w:val="14"/>
               </w:rPr>
-              <w:t>Emploi</w:t>
+              <w:t>Dépenses non alimentaires</w:t>
             </w:r>
           </w:p>
         </w:tc>
@@ -7415,7 +7415,7 @@
                 <w:i w:val="0"/>
                 <w:sz w:val="17"/>
               </w:rPr>
-              <w:t>Attention ! Le nombre de jours que IBRAHIMA GUEYE a travaillés par mois semble être inférieur à 15.</w:t>
+              <w:t>Attention ! La dépense totale du ménage de MOR GUEYE (335000 Fcfa) de la fête de Baptêmes est relativement élevé.</w:t>
             </w:r>
           </w:p>
         </w:tc>
@@ -7448,7 +7448,7 @@
                 <w:i w:val="0"/>
                 <w:sz w:val="16"/>
               </w:rPr>
-              <w:t>S04</w:t>
+              <w:t>S09</w:t>
               <w:br/>
             </w:r>
             <w:r>
@@ -7458,7 +7458,7 @@
                 <w:color w:val="64748B"/>
                 <w:sz w:val="14"/>
               </w:rPr>
-              <w:t>Emploi</w:t>
+              <w:t>Dépenses non alimentaires</w:t>
             </w:r>
           </w:p>
         </w:tc>
@@ -7505,7 +7505,7 @@
                 <w:i w:val="0"/>
                 <w:sz w:val="17"/>
               </w:rPr>
-              <w:t>Veuillez, s'il vous plaît, confirmer cette information.</w:t>
+              <w:t>Prière de corriger ou de confirmer avec le QG.</w:t>
             </w:r>
           </w:p>
         </w:tc>
@@ -7538,7 +7538,7 @@
                 <w:i w:val="0"/>
                 <w:sz w:val="16"/>
               </w:rPr>
-              <w:t>S07</w:t>
+              <w:t>S09</w:t>
               <w:br/>
             </w:r>
             <w:r>
@@ -7548,7 +7548,7 @@
                 <w:color w:val="64748B"/>
                 <w:sz w:val="14"/>
               </w:rPr>
-              <w:t>Consommation alimentaire</w:t>
+              <w:t>Dépenses non alimentaires</w:t>
             </w:r>
           </w:p>
         </w:tc>
@@ -7595,7 +7595,7 @@
                 <w:i w:val="0"/>
                 <w:sz w:val="17"/>
               </w:rPr>
-              <w:t>Attention ! La dépense du répas pris à l'extérieur de FALLOU ND FAYE GUEYE (900 Fcfa) au cours de 7 derniers jours est relativement élevé.</w:t>
+              <w:t>Attention ! La dépense totale du ménage de MOR GUEYE (405000 Fcfa) de la fête de Fête des autres Religions /traditions est relativement élevé.</w:t>
             </w:r>
           </w:p>
         </w:tc>
@@ -7628,7 +7628,7 @@
                 <w:i w:val="0"/>
                 <w:sz w:val="16"/>
               </w:rPr>
-              <w:t>S07</w:t>
+              <w:t>S09</w:t>
               <w:br/>
             </w:r>
             <w:r>
@@ -7638,7 +7638,7 @@
                 <w:color w:val="64748B"/>
                 <w:sz w:val="14"/>
               </w:rPr>
-              <w:t>Consommation alimentaire</w:t>
+              <w:t>Dépenses non alimentaires</w:t>
             </w:r>
           </w:p>
         </w:tc>
@@ -7685,7 +7685,7 @@
                 <w:i w:val="0"/>
                 <w:sz w:val="17"/>
               </w:rPr>
-              <w:t>Prière de corriger ou de confirmer avec le QG.</w:t>
+              <w:t>Peu plausible! le montant de la dépense pour  Savon de ménage, lessive en poudre, détergents (eau de javel, etc.</w:t>
             </w:r>
           </w:p>
         </w:tc>
@@ -7718,7 +7718,7 @@
                 <w:i w:val="0"/>
                 <w:sz w:val="16"/>
               </w:rPr>
-              <w:t>S07</w:t>
+              <w:t>S09</w:t>
               <w:br/>
             </w:r>
             <w:r>
@@ -7728,7 +7728,7 @@
                 <w:color w:val="64748B"/>
                 <w:sz w:val="14"/>
               </w:rPr>
-              <w:t>Consommation alimentaire</w:t>
+              <w:t>Dépenses non alimentaires</w:t>
             </w:r>
           </w:p>
         </w:tc>
@@ -7775,7 +7775,7 @@
                 <w:i w:val="0"/>
                 <w:sz w:val="17"/>
               </w:rPr>
-              <w:t>La section sur le repas pris à l'extérieur du ménage du membre SALIOU GUEYE n'est pas renseignée à 100 %.</w:t>
+              <w:t>) semble trop élevé.</w:t>
             </w:r>
           </w:p>
         </w:tc>
@@ -7808,7 +7808,7 @@
                 <w:i w:val="0"/>
                 <w:sz w:val="16"/>
               </w:rPr>
-              <w:t>S07</w:t>
+              <w:t>S09</w:t>
               <w:br/>
             </w:r>
             <w:r>
@@ -7818,7 +7818,7 @@
                 <w:color w:val="64748B"/>
                 <w:sz w:val="14"/>
               </w:rPr>
-              <w:t>Consommation alimentaire</w:t>
+              <w:t>Dépenses non alimentaires</w:t>
             </w:r>
           </w:p>
         </w:tc>
@@ -7865,7 +7865,7 @@
                 <w:i w:val="0"/>
                 <w:sz w:val="17"/>
               </w:rPr>
-              <w:t>Prière de vérifier l'ensemble des questions relatives à ce membre et de les renseigner en totalité.</w:t>
+              <w:t>Veuillez, s'il vous plaît, confirmer cette information avec le QG ou la corriger.</w:t>
             </w:r>
           </w:p>
         </w:tc>
@@ -7898,7 +7898,7 @@
                 <w:i w:val="0"/>
                 <w:sz w:val="16"/>
               </w:rPr>
-              <w:t>S07</w:t>
+              <w:t>S09</w:t>
               <w:br/>
             </w:r>
             <w:r>
@@ -7908,7 +7908,7 @@
                 <w:color w:val="64748B"/>
                 <w:sz w:val="14"/>
               </w:rPr>
-              <w:t>Consommation alimentaire</w:t>
+              <w:t>Dépenses non alimentaires</w:t>
             </w:r>
           </w:p>
         </w:tc>
@@ -7924,7 +7924,7 @@
                 <w:color w:val="16A34A"/>
                 <w:sz w:val="16"/>
               </w:rPr>
-              <w:t>s00q04, s01q41, s02q14, s01q00b</w:t>
+              <w:t>—</w:t>
             </w:r>
           </w:p>
         </w:tc>
@@ -7955,7 +7955,7 @@
                 <w:i w:val="0"/>
                 <w:sz w:val="17"/>
               </w:rPr>
-              <w:t>Il manque des informations non renseignées de ( SALIOU GUEYE ), prière de renseignés toutes les questions liées à ( SALIOU GUEYE ).</w:t>
+              <w:t>Attention ! La dépense du ménage de MOR GUEYE (12500 Fcfa) au cours de 6 derniers mois de Vêtements femmes (15 ans et plus): robe, jupe, pantalon, ensemble, etc.</w:t>
             </w:r>
           </w:p>
         </w:tc>
@@ -8045,7 +8045,7 @@
                 <w:i w:val="0"/>
                 <w:sz w:val="17"/>
               </w:rPr>
-              <w:t>Attention ! La dépense totale du ménage de MOR GUEYE (335000 Fcfa) de la fête de Baptêmes est relativement élevé.</w:t>
+              <w:t>est relativement élevé.</w:t>
             </w:r>
           </w:p>
         </w:tc>
@@ -8225,7 +8225,7 @@
                 <w:i w:val="0"/>
                 <w:sz w:val="17"/>
               </w:rPr>
-              <w:t>Attention ! La dépense totale du ménage de MOR GUEYE (405000 Fcfa) de la fête de Fête des autres Religions /traditions est relativement élevé.</w:t>
+              <w:t>Attention ! La dépense du ménage de MOR GUEYE (1300 Fcfa) au cours de 6 derniers mois de Frais de confection et de réparation de vêtements femme: robe, pantalon, jupe, ensemble, réparation, location, etc.</w:t>
             </w:r>
           </w:p>
         </w:tc>
@@ -8315,7 +8315,7 @@
                 <w:i w:val="0"/>
                 <w:sz w:val="17"/>
               </w:rPr>
-              <w:t>Peu plausible! le montant de la dépense pour  Savon de ménage, lessive en poudre, détergents (eau de javel, etc.</w:t>
+              <w:t>Attention ! La dépense du ménage de MOR GUEYE (16000 Fcfa) au cours de 6 derniers mois de Frais de confection et de réparation de vêtements homme: ensemble, pantalon, chemise, réparation, location vêtement, etc.</w:t>
             </w:r>
           </w:p>
         </w:tc>
@@ -8405,7 +8405,7 @@
                 <w:i w:val="0"/>
                 <w:sz w:val="17"/>
               </w:rPr>
-              <w:t>) semble trop élevé.</w:t>
+              <w:t>Attention ! La dépense du ménage de MOR GUEYE (500 Fcfa) au cours de 6 derniers mois de Frais de confection et de réparation de vêtements enfants est relativement élevé.</w:t>
             </w:r>
           </w:p>
         </w:tc>
@@ -8495,7 +8495,7 @@
                 <w:i w:val="0"/>
                 <w:sz w:val="17"/>
               </w:rPr>
-              <w:t>Veuillez, s'il vous plaît, confirmer cette information avec le QG ou la corriger.</w:t>
+              <w:t>Attention ! La dépense du ménage de MOR GUEYE (6000 Fcfa) au cours de 12 derniers mois de Autres ustensiles de ménage: seau, bouilloire, biberon, poubelle, tasses, cafétière non électrique, théière, calebasse, louche, jarre, canari, mortier, pilon, etc est relativement élevé.</w:t>
             </w:r>
           </w:p>
         </w:tc>
@@ -8585,7 +8585,7 @@
                 <w:i w:val="0"/>
                 <w:sz w:val="17"/>
               </w:rPr>
-              <w:t>Attention ! La dépense du ménage de MOR GUEYE (12500 Fcfa) au cours de 6 derniers mois de Vêtements femmes (15 ans et plus): robe, jupe, pantalon, ensemble, etc.</w:t>
+              <w:t>Prière de corriger ou de confirmer avec le QG.</w:t>
             </w:r>
           </w:p>
         </w:tc>
@@ -8618,7 +8618,7 @@
                 <w:i w:val="0"/>
                 <w:sz w:val="16"/>
               </w:rPr>
-              <w:t>S09</w:t>
+              <w:t>S10</w:t>
               <w:br/>
             </w:r>
             <w:r>
@@ -8628,7 +8628,7 @@
                 <w:color w:val="64748B"/>
                 <w:sz w:val="14"/>
               </w:rPr>
-              <w:t>Dépenses non alimentaires</w:t>
+              <w:t>Logement</w:t>
             </w:r>
           </w:p>
         </w:tc>
@@ -8644,7 +8644,7 @@
                 <w:color w:val="16A34A"/>
                 <w:sz w:val="16"/>
               </w:rPr>
-              <w:t>—</w:t>
+              <w:t>s00q27, s01q00a, s01q12, s01q13, s02q04, s03q11, s03q12, s01q01</w:t>
             </w:r>
           </w:p>
         </w:tc>
@@ -8675,7 +8675,7 @@
                 <w:i w:val="0"/>
                 <w:sz w:val="17"/>
               </w:rPr>
-              <w:t>est relativement élevé.</w:t>
+              <w:t>Les informations sur ces entrepises non agricole manquent, prière de les renseigner.</w:t>
             </w:r>
           </w:p>
         </w:tc>
@@ -8708,7 +8708,7 @@
                 <w:i w:val="0"/>
                 <w:sz w:val="16"/>
               </w:rPr>
-              <w:t>S09</w:t>
+              <w:t>S10</w:t>
               <w:br/>
             </w:r>
             <w:r>
@@ -8718,7 +8718,7 @@
                 <w:color w:val="64748B"/>
                 <w:sz w:val="14"/>
               </w:rPr>
-              <w:t>Dépenses non alimentaires</w:t>
+              <w:t>Logement</w:t>
             </w:r>
           </w:p>
         </w:tc>
@@ -8734,7 +8734,7 @@
                 <w:color w:val="16A34A"/>
                 <w:sz w:val="16"/>
               </w:rPr>
-              <w:t>—</w:t>
+              <w:t>s00q14, s00q16, s00q18, s01q39, s01q42__1, s01q42__2, s01q43, s02q04</w:t>
             </w:r>
           </w:p>
         </w:tc>
@@ -8765,7 +8765,7 @@
                 <w:i w:val="0"/>
                 <w:sz w:val="17"/>
               </w:rPr>
-              <w:t>Prière de corriger ou de confirmer avec le QG.</w:t>
+              <w:t>Le montant obtenus sur les services rendus par l'entreprise ##N/A## au cours des 30 derniers jours ou durant le dernier mois où l'entreprise a fonctionné n'a pas été renseigné, prière de mettre de 0 si l'entreprise n'a pas rendu de service.</w:t>
             </w:r>
           </w:p>
         </w:tc>
@@ -8798,7 +8798,7 @@
                 <w:i w:val="0"/>
                 <w:sz w:val="16"/>
               </w:rPr>
-              <w:t>S09</w:t>
+              <w:t>S10</w:t>
               <w:br/>
             </w:r>
             <w:r>
@@ -8808,7 +8808,7 @@
                 <w:color w:val="64748B"/>
                 <w:sz w:val="14"/>
               </w:rPr>
-              <w:t>Dépenses non alimentaires</w:t>
+              <w:t>Logement</w:t>
             </w:r>
           </w:p>
         </w:tc>
@@ -8824,7 +8824,7 @@
                 <w:color w:val="16A34A"/>
                 <w:sz w:val="16"/>
               </w:rPr>
-              <w:t>—</w:t>
+              <w:t>s10q46, s10q47, s10q48, s10q49, s10q50, s10q51, s10q52, s10q53</w:t>
             </w:r>
           </w:p>
         </w:tc>
@@ -8855,7 +8855,7 @@
                 <w:i w:val="0"/>
                 <w:sz w:val="17"/>
               </w:rPr>
-              <w:t>Attention ! La dépense du ménage de MOR GUEYE (1300 Fcfa) au cours de 6 derniers mois de Frais de confection et de réparation de vêtements femme: robe, pantalon, jupe, ensemble, réparation, location, etc.</w:t>
+              <w:t>Prière de renseigner les montants dans les champs (s10q46 s10q47 s10q48 s10q49 s10q50 s10q51 s10q52 s10q53 s10q54 s10q55 s10q56 s10q57), mettre 0 si l'entreprise ##N/A## n'a pas effectué des dépenses ou faire des reventes des marchandises ou des produits ou rendre de service.Cette entreprise ##N/A## dit avoir obtenu une valeur sur les marchandises vendu en etat, les marchandises vendu après transformation et les services rendus. Prière de corriger.</w:t>
             </w:r>
           </w:p>
         </w:tc>
@@ -8888,7 +8888,7 @@
                 <w:i w:val="0"/>
                 <w:sz w:val="16"/>
               </w:rPr>
-              <w:t>S09</w:t>
+              <w:t>S10</w:t>
               <w:br/>
             </w:r>
             <w:r>
@@ -8898,7 +8898,7 @@
                 <w:color w:val="64748B"/>
                 <w:sz w:val="14"/>
               </w:rPr>
-              <w:t>Dépenses non alimentaires</w:t>
+              <w:t>Logement</w:t>
             </w:r>
           </w:p>
         </w:tc>
@@ -8914,7 +8914,7 @@
                 <w:color w:val="16A34A"/>
                 <w:sz w:val="16"/>
               </w:rPr>
-              <w:t>—</w:t>
+              <w:t>s00q07a, s01q54a, s01q54b, s02q20, s02q21, s03q53, s04q21, s04q46</w:t>
             </w:r>
           </w:p>
         </w:tc>
@@ -8945,7 +8945,7 @@
                 <w:i w:val="0"/>
                 <w:sz w:val="17"/>
               </w:rPr>
-              <w:t>Attention ! La dépense du ménage de MOR GUEYE (16000 Fcfa) au cours de 6 derniers mois de Frais de confection et de réparation de vêtements homme: ensemble, pantalon, chemise, réparation, location vêtement, etc.</w:t>
+              <w:t>Cette entreprise ##N/A## dit avoir obtenu une valeur sur les marchandises vendu en etat et les marchandises vendu après transformation.</w:t>
             </w:r>
           </w:p>
         </w:tc>
@@ -8978,7 +8978,7 @@
                 <w:i w:val="0"/>
                 <w:sz w:val="16"/>
               </w:rPr>
-              <w:t>S09</w:t>
+              <w:t>S10</w:t>
               <w:br/>
             </w:r>
             <w:r>
@@ -8988,7 +8988,7 @@
                 <w:color w:val="64748B"/>
                 <w:sz w:val="14"/>
               </w:rPr>
-              <w:t>Dépenses non alimentaires</w:t>
+              <w:t>Logement</w:t>
             </w:r>
           </w:p>
         </w:tc>
@@ -9035,7 +9035,7 @@
                 <w:i w:val="0"/>
                 <w:sz w:val="17"/>
               </w:rPr>
-              <w:t>Attention ! La dépense du ménage de MOR GUEYE (500 Fcfa) au cours de 6 derniers mois de Frais de confection et de réparation de vêtements enfants est relativement élevé.</w:t>
+              <w:t>La main d'oeuvre sariale q'une personne a travaillée ayant travaillé dans cette entreprise ##N/A## aucours des 30 derniers jours n'est pas renseigner.</w:t>
             </w:r>
           </w:p>
         </w:tc>
@@ -9068,7 +9068,7 @@
                 <w:i w:val="0"/>
                 <w:sz w:val="16"/>
               </w:rPr>
-              <w:t>S09</w:t>
+              <w:t>S10</w:t>
               <w:br/>
             </w:r>
             <w:r>
@@ -9078,7 +9078,7 @@
                 <w:color w:val="64748B"/>
                 <w:sz w:val="14"/>
               </w:rPr>
-              <w:t>Dépenses non alimentaires</w:t>
+              <w:t>Logement</w:t>
             </w:r>
           </w:p>
         </w:tc>
@@ -9125,7 +9125,7 @@
                 <w:i w:val="0"/>
                 <w:sz w:val="17"/>
               </w:rPr>
-              <w:t>Attention ! La dépense du ménage de MOR GUEYE (6000 Fcfa) au cours de 12 derniers mois de Autres ustensiles de ménage: seau, bouilloire, biberon, poubelle, tasses, cafétière non électrique, théière, calebasse, louche, jarre, canari, mortier, pilon, etc est relativement élevé.</w:t>
+              <w:t>Prière de reneigner toutes les informations qui lui concerne.</w:t>
             </w:r>
           </w:p>
         </w:tc>
@@ -9158,7 +9158,7 @@
                 <w:i w:val="0"/>
                 <w:sz w:val="16"/>
               </w:rPr>
-              <w:t>S09</w:t>
+              <w:t>S10</w:t>
               <w:br/>
             </w:r>
             <w:r>
@@ -9168,7 +9168,7 @@
                 <w:color w:val="64748B"/>
                 <w:sz w:val="14"/>
               </w:rPr>
-              <w:t>Dépenses non alimentaires</w:t>
+              <w:t>Logement</w:t>
             </w:r>
           </w:p>
         </w:tc>
@@ -9184,7 +9184,7 @@
                 <w:color w:val="16A34A"/>
                 <w:sz w:val="16"/>
               </w:rPr>
-              <w:t>—</w:t>
+              <w:t>s01q25, s01q29, s01q30, s04q46, s01q00b</w:t>
             </w:r>
           </w:p>
         </w:tc>
@@ -9215,7 +9215,7 @@
                 <w:i w:val="0"/>
                 <w:sz w:val="17"/>
               </w:rPr>
-              <w:t>Prière de corriger ou de confirmer avec le QG.</w:t>
+              <w:t>Il manque des informations non renseignées de ##N/A##, prière de renseignés toutes les questions liées à ##N/A##.</w:t>
             </w:r>
           </w:p>
         </w:tc>
@@ -9248,7 +9248,7 @@
                 <w:i w:val="0"/>
                 <w:sz w:val="16"/>
               </w:rPr>
-              <w:t>S10</w:t>
+              <w:t>S11</w:t>
               <w:br/>
             </w:r>
             <w:r>
@@ -9258,7 +9258,7 @@
                 <w:color w:val="64748B"/>
                 <w:sz w:val="14"/>
               </w:rPr>
-              <w:t>Logement</w:t>
+              <w:t>Logement / cadre de vie</w:t>
             </w:r>
           </w:p>
         </w:tc>
@@ -9274,7 +9274,7 @@
                 <w:color w:val="16A34A"/>
                 <w:sz w:val="16"/>
               </w:rPr>
-              <w:t>s00q27, s01q00a, s01q12, s01q13, s02q04, s03q11, s03q12, s01q01</w:t>
+              <w:t>s00q11, s01q03b, s01q04b, s02q01__1, s02q02__1, s02q03__1, s02q04, s02q15</w:t>
             </w:r>
           </w:p>
         </w:tc>
@@ -9305,7 +9305,7 @@
                 <w:i w:val="0"/>
                 <w:sz w:val="17"/>
               </w:rPr>
-              <w:t>Les informations sur ces entrepises non agricole manquent, prière de les renseigner.</w:t>
+              <w:t>Le montant (150000 FCFA) du loyer mensuel payé pour un logement comme le votre (Case) dans ce village/quartier est trop élevé, Veuillez s'il vous plaît corriger cette information.</w:t>
             </w:r>
           </w:p>
         </w:tc>
@@ -9338,7 +9338,7 @@
                 <w:i w:val="0"/>
                 <w:sz w:val="16"/>
               </w:rPr>
-              <w:t>S10</w:t>
+              <w:t>S11</w:t>
               <w:br/>
             </w:r>
             <w:r>
@@ -9348,7 +9348,7 @@
                 <w:color w:val="64748B"/>
                 <w:sz w:val="14"/>
               </w:rPr>
-              <w:t>Logement</w:t>
+              <w:t>Logement / cadre de vie</w:t>
             </w:r>
           </w:p>
         </w:tc>
@@ -9364,7 +9364,7 @@
                 <w:color w:val="16A34A"/>
                 <w:sz w:val="16"/>
               </w:rPr>
-              <w:t>s00q14, s00q16, s00q18, s01q39, s01q42__1, s01q42__2, s01q43, s02q04</w:t>
+              <w:t>—</w:t>
             </w:r>
           </w:p>
         </w:tc>
@@ -9395,7 +9395,7 @@
                 <w:i w:val="0"/>
                 <w:sz w:val="17"/>
               </w:rPr>
-              <w:t>Le montant obtenus sur les services rendus par l'entreprise ##N/A## au cours des 30 derniers jours ou durant le dernier mois où l'entreprise a fonctionné n'a pas été renseigné, prière de mettre de 0 si l'entreprise n'a pas rendu de service.</w:t>
+              <w:t>Attention!!! Les ménages vivants dans un(e) Case à DIOURBEL Rural ont généralement comme principal matériau de revêtement du sol du logement le/la Terre battue/Sable, mais celui du ménage de MOR GUEYE (Ciment/Béton) diffère de celui-ci.</w:t>
             </w:r>
           </w:p>
         </w:tc>
@@ -9428,7 +9428,7 @@
                 <w:i w:val="0"/>
                 <w:sz w:val="16"/>
               </w:rPr>
-              <w:t>S10</w:t>
+              <w:t>S11</w:t>
               <w:br/>
             </w:r>
             <w:r>
@@ -9438,7 +9438,7 @@
                 <w:color w:val="64748B"/>
                 <w:sz w:val="14"/>
               </w:rPr>
-              <w:t>Logement</w:t>
+              <w:t>Logement / cadre de vie</w:t>
             </w:r>
           </w:p>
         </w:tc>
@@ -9454,7 +9454,7 @@
                 <w:color w:val="16A34A"/>
                 <w:sz w:val="16"/>
               </w:rPr>
-              <w:t>s10q46, s10q47, s10q48, s10q49, s10q50, s10q51, s10q52, s10q53</w:t>
+              <w:t>—</w:t>
             </w:r>
           </w:p>
         </w:tc>
@@ -9485,7 +9485,7 @@
                 <w:i w:val="0"/>
                 <w:sz w:val="17"/>
               </w:rPr>
-              <w:t>Prière de renseigner les montants dans les champs (s10q46 s10q47 s10q48 s10q49 s10q50 s10q51 s10q52 s10q53 s10q54 s10q55 s10q56 s10q57), mettre 0 si l'entreprise ##N/A## n'a pas effectué des dépenses ou faire des reventes des marchandises ou des produits ou rendre de service.Cette entreprise ##N/A## dit avoir obtenu une valeur sur les marchandises vendu en etat, les marchandises vendu après transformation et les services rendus. Prière de corriger.</w:t>
+              <w:t>Prière de vérifier pour être sûr que vous avez choisi les bonnes modalités des questions 11.01 et 11.19.</w:t>
             </w:r>
           </w:p>
         </w:tc>
@@ -9518,7 +9518,7 @@
                 <w:i w:val="0"/>
                 <w:sz w:val="16"/>
               </w:rPr>
-              <w:t>S10</w:t>
+              <w:t>S11</w:t>
               <w:br/>
             </w:r>
             <w:r>
@@ -9528,7 +9528,7 @@
                 <w:color w:val="64748B"/>
                 <w:sz w:val="14"/>
               </w:rPr>
-              <w:t>Logement</w:t>
+              <w:t>Logement / cadre de vie</w:t>
             </w:r>
           </w:p>
         </w:tc>
@@ -9544,7 +9544,7 @@
                 <w:color w:val="16A34A"/>
                 <w:sz w:val="16"/>
               </w:rPr>
-              <w:t>s00q07a, s01q54a, s01q54b, s02q20, s02q21, s03q53, s04q21, s04q46</w:t>
+              <w:t>—</w:t>
             </w:r>
           </w:p>
         </w:tc>
@@ -9575,727 +9575,7 @@
                 <w:i w:val="0"/>
                 <w:sz w:val="17"/>
               </w:rPr>
-              <w:t>Cette entreprise ##N/A## dit avoir obtenu une valeur sur les marchandises vendu en etat et les marchandises vendu après transformation.</w:t>
-            </w:r>
-          </w:p>
-        </w:tc>
-      </w:tr>
-      <w:tr>
-        <w:tc>
-          <w:tcPr>
-            <w:tcW w:type="dxa" w:w="964"/>
-          </w:tcPr>
-          <w:p>
-            <w:r>
-              <w:rPr>
-                <w:b/>
-                <w:i w:val="0"/>
-                <w:color w:val="EA580C"/>
-                <w:sz w:val="16"/>
-              </w:rPr>
-              <w:t>Moyenne</w:t>
-            </w:r>
-          </w:p>
-        </w:tc>
-        <w:tc>
-          <w:tcPr>
-            <w:tcW w:type="dxa" w:w="1247"/>
-          </w:tcPr>
-          <w:p>
-            <w:r>
-              <w:rPr>
-                <w:b/>
-                <w:i w:val="0"/>
-                <w:sz w:val="16"/>
-              </w:rPr>
-              <w:t>S10</w:t>
-              <w:br/>
-            </w:r>
-            <w:r>
-              <w:rPr>
-                <w:b w:val="0"/>
-                <w:i w:val="0"/>
-                <w:color w:val="64748B"/>
-                <w:sz w:val="14"/>
-              </w:rPr>
-              <w:t>Logement</w:t>
-            </w:r>
-          </w:p>
-        </w:tc>
-        <w:tc>
-          <w:tcPr>
-            <w:tcW w:type="dxa" w:w="1531"/>
-          </w:tcPr>
-          <w:p>
-            <w:r>
-              <w:rPr>
-                <w:b/>
-                <w:i w:val="0"/>
-                <w:color w:val="16A34A"/>
-                <w:sz w:val="16"/>
-              </w:rPr>
-              <w:t>—</w:t>
-            </w:r>
-          </w:p>
-        </w:tc>
-        <w:tc>
-          <w:tcPr>
-            <w:tcW w:type="dxa" w:w="1191"/>
-          </w:tcPr>
-          <w:p>
-            <w:r>
-              <w:rPr>
-                <w:b w:val="0"/>
-                <w:i w:val="0"/>
-                <w:color w:val="64748B"/>
-                <w:sz w:val="16"/>
-              </w:rPr>
-              <w:t>GT-CQ</w:t>
-            </w:r>
-          </w:p>
-        </w:tc>
-        <w:tc>
-          <w:tcPr>
-            <w:tcW w:type="dxa" w:w="4706"/>
-          </w:tcPr>
-          <w:p>
-            <w:r>
-              <w:rPr>
-                <w:b w:val="0"/>
-                <w:i w:val="0"/>
-                <w:sz w:val="17"/>
-              </w:rPr>
-              <w:t>La main d'oeuvre sariale q'une personne a travaillée ayant travaillé dans cette entreprise ##N/A## aucours des 30 derniers jours n'est pas renseigner.</w:t>
-            </w:r>
-          </w:p>
-        </w:tc>
-      </w:tr>
-      <w:tr>
-        <w:tc>
-          <w:tcPr>
-            <w:tcW w:type="dxa" w:w="964"/>
-          </w:tcPr>
-          <w:p>
-            <w:r>
-              <w:rPr>
-                <w:b/>
-                <w:i w:val="0"/>
-                <w:color w:val="EA580C"/>
-                <w:sz w:val="16"/>
-              </w:rPr>
-              <w:t>Moyenne</w:t>
-            </w:r>
-          </w:p>
-        </w:tc>
-        <w:tc>
-          <w:tcPr>
-            <w:tcW w:type="dxa" w:w="1247"/>
-          </w:tcPr>
-          <w:p>
-            <w:r>
-              <w:rPr>
-                <w:b/>
-                <w:i w:val="0"/>
-                <w:sz w:val="16"/>
-              </w:rPr>
-              <w:t>S10</w:t>
-              <w:br/>
-            </w:r>
-            <w:r>
-              <w:rPr>
-                <w:b w:val="0"/>
-                <w:i w:val="0"/>
-                <w:color w:val="64748B"/>
-                <w:sz w:val="14"/>
-              </w:rPr>
-              <w:t>Logement</w:t>
-            </w:r>
-          </w:p>
-        </w:tc>
-        <w:tc>
-          <w:tcPr>
-            <w:tcW w:type="dxa" w:w="1531"/>
-          </w:tcPr>
-          <w:p>
-            <w:r>
-              <w:rPr>
-                <w:b/>
-                <w:i w:val="0"/>
-                <w:color w:val="16A34A"/>
-                <w:sz w:val="16"/>
-              </w:rPr>
-              <w:t>—</w:t>
-            </w:r>
-          </w:p>
-        </w:tc>
-        <w:tc>
-          <w:tcPr>
-            <w:tcW w:type="dxa" w:w="1191"/>
-          </w:tcPr>
-          <w:p>
-            <w:r>
-              <w:rPr>
-                <w:b w:val="0"/>
-                <w:i w:val="0"/>
-                <w:color w:val="64748B"/>
-                <w:sz w:val="16"/>
-              </w:rPr>
-              <w:t>GT-CQ</w:t>
-            </w:r>
-          </w:p>
-        </w:tc>
-        <w:tc>
-          <w:tcPr>
-            <w:tcW w:type="dxa" w:w="4706"/>
-          </w:tcPr>
-          <w:p>
-            <w:r>
-              <w:rPr>
-                <w:b w:val="0"/>
-                <w:i w:val="0"/>
-                <w:sz w:val="17"/>
-              </w:rPr>
-              <w:t>Prière de reneigner toutes les informations qui lui concerne.</w:t>
-            </w:r>
-          </w:p>
-        </w:tc>
-      </w:tr>
-      <w:tr>
-        <w:tc>
-          <w:tcPr>
-            <w:tcW w:type="dxa" w:w="964"/>
-          </w:tcPr>
-          <w:p>
-            <w:r>
-              <w:rPr>
-                <w:b/>
-                <w:i w:val="0"/>
-                <w:color w:val="EA580C"/>
-                <w:sz w:val="16"/>
-              </w:rPr>
-              <w:t>Moyenne</w:t>
-            </w:r>
-          </w:p>
-        </w:tc>
-        <w:tc>
-          <w:tcPr>
-            <w:tcW w:type="dxa" w:w="1247"/>
-          </w:tcPr>
-          <w:p>
-            <w:r>
-              <w:rPr>
-                <w:b/>
-                <w:i w:val="0"/>
-                <w:sz w:val="16"/>
-              </w:rPr>
-              <w:t>S10</w:t>
-              <w:br/>
-            </w:r>
-            <w:r>
-              <w:rPr>
-                <w:b w:val="0"/>
-                <w:i w:val="0"/>
-                <w:color w:val="64748B"/>
-                <w:sz w:val="14"/>
-              </w:rPr>
-              <w:t>Logement</w:t>
-            </w:r>
-          </w:p>
-        </w:tc>
-        <w:tc>
-          <w:tcPr>
-            <w:tcW w:type="dxa" w:w="1531"/>
-          </w:tcPr>
-          <w:p>
-            <w:r>
-              <w:rPr>
-                <w:b/>
-                <w:i w:val="0"/>
-                <w:color w:val="16A34A"/>
-                <w:sz w:val="16"/>
-              </w:rPr>
-              <w:t>s01q25, s01q29, s01q30, s04q46, s01q00b</w:t>
-            </w:r>
-          </w:p>
-        </w:tc>
-        <w:tc>
-          <w:tcPr>
-            <w:tcW w:type="dxa" w:w="1191"/>
-          </w:tcPr>
-          <w:p>
-            <w:r>
-              <w:rPr>
-                <w:b w:val="0"/>
-                <w:i w:val="0"/>
-                <w:color w:val="64748B"/>
-                <w:sz w:val="16"/>
-              </w:rPr>
-              <w:t>GT-CQ</w:t>
-            </w:r>
-          </w:p>
-        </w:tc>
-        <w:tc>
-          <w:tcPr>
-            <w:tcW w:type="dxa" w:w="4706"/>
-          </w:tcPr>
-          <w:p>
-            <w:r>
-              <w:rPr>
-                <w:b w:val="0"/>
-                <w:i w:val="0"/>
-                <w:sz w:val="17"/>
-              </w:rPr>
-              <w:t>Il manque des informations non renseignées de ##N/A##, prière de renseignés toutes les questions liées à ##N/A##.</w:t>
-            </w:r>
-          </w:p>
-        </w:tc>
-      </w:tr>
-      <w:tr>
-        <w:tc>
-          <w:tcPr>
-            <w:tcW w:type="dxa" w:w="964"/>
-          </w:tcPr>
-          <w:p>
-            <w:r>
-              <w:rPr>
-                <w:b/>
-                <w:i w:val="0"/>
-                <w:color w:val="EA580C"/>
-                <w:sz w:val="16"/>
-              </w:rPr>
-              <w:t>Moyenne</w:t>
-            </w:r>
-          </w:p>
-        </w:tc>
-        <w:tc>
-          <w:tcPr>
-            <w:tcW w:type="dxa" w:w="1247"/>
-          </w:tcPr>
-          <w:p>
-            <w:r>
-              <w:rPr>
-                <w:b/>
-                <w:i w:val="0"/>
-                <w:sz w:val="16"/>
-              </w:rPr>
-              <w:t>S11</w:t>
-              <w:br/>
-            </w:r>
-            <w:r>
-              <w:rPr>
-                <w:b w:val="0"/>
-                <w:i w:val="0"/>
-                <w:color w:val="64748B"/>
-                <w:sz w:val="14"/>
-              </w:rPr>
-              <w:t>Logement / cadre de vie</w:t>
-            </w:r>
-          </w:p>
-        </w:tc>
-        <w:tc>
-          <w:tcPr>
-            <w:tcW w:type="dxa" w:w="1531"/>
-          </w:tcPr>
-          <w:p>
-            <w:r>
-              <w:rPr>
-                <w:b/>
-                <w:i w:val="0"/>
-                <w:color w:val="16A34A"/>
-                <w:sz w:val="16"/>
-              </w:rPr>
-              <w:t>s00q11, s01q03b, s01q04b, s02q01__1, s02q02__1, s02q03__1, s02q04, s02q15</w:t>
-            </w:r>
-          </w:p>
-        </w:tc>
-        <w:tc>
-          <w:tcPr>
-            <w:tcW w:type="dxa" w:w="1191"/>
-          </w:tcPr>
-          <w:p>
-            <w:r>
-              <w:rPr>
-                <w:b w:val="0"/>
-                <w:i w:val="0"/>
-                <w:color w:val="64748B"/>
-                <w:sz w:val="16"/>
-              </w:rPr>
-              <w:t>GT-CQ</w:t>
-            </w:r>
-          </w:p>
-        </w:tc>
-        <w:tc>
-          <w:tcPr>
-            <w:tcW w:type="dxa" w:w="4706"/>
-          </w:tcPr>
-          <w:p>
-            <w:r>
-              <w:rPr>
-                <w:b w:val="0"/>
-                <w:i w:val="0"/>
-                <w:sz w:val="17"/>
-              </w:rPr>
-              <w:t>Le montant (150000 FCFA) du loyer mensuel payé pour un logement comme le votre (Case) dans ce village/quartier est trop élevé, Veuillez s'il vous plaît corriger cette information.</w:t>
-            </w:r>
-          </w:p>
-        </w:tc>
-      </w:tr>
-      <w:tr>
-        <w:tc>
-          <w:tcPr>
-            <w:tcW w:type="dxa" w:w="964"/>
-          </w:tcPr>
-          <w:p>
-            <w:r>
-              <w:rPr>
-                <w:b/>
-                <w:i w:val="0"/>
-                <w:color w:val="EA580C"/>
-                <w:sz w:val="16"/>
-              </w:rPr>
-              <w:t>Moyenne</w:t>
-            </w:r>
-          </w:p>
-        </w:tc>
-        <w:tc>
-          <w:tcPr>
-            <w:tcW w:type="dxa" w:w="1247"/>
-          </w:tcPr>
-          <w:p>
-            <w:r>
-              <w:rPr>
-                <w:b/>
-                <w:i w:val="0"/>
-                <w:sz w:val="16"/>
-              </w:rPr>
-              <w:t>S11</w:t>
-              <w:br/>
-            </w:r>
-            <w:r>
-              <w:rPr>
-                <w:b w:val="0"/>
-                <w:i w:val="0"/>
-                <w:color w:val="64748B"/>
-                <w:sz w:val="14"/>
-              </w:rPr>
-              <w:t>Logement / cadre de vie</w:t>
-            </w:r>
-          </w:p>
-        </w:tc>
-        <w:tc>
-          <w:tcPr>
-            <w:tcW w:type="dxa" w:w="1531"/>
-          </w:tcPr>
-          <w:p>
-            <w:r>
-              <w:rPr>
-                <w:b/>
-                <w:i w:val="0"/>
-                <w:color w:val="16A34A"/>
-                <w:sz w:val="16"/>
-              </w:rPr>
-              <w:t>—</w:t>
-            </w:r>
-          </w:p>
-        </w:tc>
-        <w:tc>
-          <w:tcPr>
-            <w:tcW w:type="dxa" w:w="1191"/>
-          </w:tcPr>
-          <w:p>
-            <w:r>
-              <w:rPr>
-                <w:b w:val="0"/>
-                <w:i w:val="0"/>
-                <w:color w:val="64748B"/>
-                <w:sz w:val="16"/>
-              </w:rPr>
-              <w:t>GT-CQ</w:t>
-            </w:r>
-          </w:p>
-        </w:tc>
-        <w:tc>
-          <w:tcPr>
-            <w:tcW w:type="dxa" w:w="4706"/>
-          </w:tcPr>
-          <w:p>
-            <w:r>
-              <w:rPr>
-                <w:b w:val="0"/>
-                <w:i w:val="0"/>
-                <w:sz w:val="17"/>
-              </w:rPr>
-              <w:t>Attention!!! Les ménages vivants dans un(e) Case à DIOURBEL Rural ont généralement comme principal matériau de revêtement du sol du logement le/la Terre battue/Sable, mais celui du ménage de MOR GUEYE (Ciment/Béton) diffère de celui-ci.</w:t>
-            </w:r>
-          </w:p>
-        </w:tc>
-      </w:tr>
-      <w:tr>
-        <w:tc>
-          <w:tcPr>
-            <w:tcW w:type="dxa" w:w="964"/>
-          </w:tcPr>
-          <w:p>
-            <w:r>
-              <w:rPr>
-                <w:b/>
-                <w:i w:val="0"/>
-                <w:color w:val="EA580C"/>
-                <w:sz w:val="16"/>
-              </w:rPr>
-              <w:t>Moyenne</w:t>
-            </w:r>
-          </w:p>
-        </w:tc>
-        <w:tc>
-          <w:tcPr>
-            <w:tcW w:type="dxa" w:w="1247"/>
-          </w:tcPr>
-          <w:p>
-            <w:r>
-              <w:rPr>
-                <w:b/>
-                <w:i w:val="0"/>
-                <w:sz w:val="16"/>
-              </w:rPr>
-              <w:t>S11</w:t>
-              <w:br/>
-            </w:r>
-            <w:r>
-              <w:rPr>
-                <w:b w:val="0"/>
-                <w:i w:val="0"/>
-                <w:color w:val="64748B"/>
-                <w:sz w:val="14"/>
-              </w:rPr>
-              <w:t>Logement / cadre de vie</w:t>
-            </w:r>
-          </w:p>
-        </w:tc>
-        <w:tc>
-          <w:tcPr>
-            <w:tcW w:type="dxa" w:w="1531"/>
-          </w:tcPr>
-          <w:p>
-            <w:r>
-              <w:rPr>
-                <w:b/>
-                <w:i w:val="0"/>
-                <w:color w:val="16A34A"/>
-                <w:sz w:val="16"/>
-              </w:rPr>
-              <w:t>—</w:t>
-            </w:r>
-          </w:p>
-        </w:tc>
-        <w:tc>
-          <w:tcPr>
-            <w:tcW w:type="dxa" w:w="1191"/>
-          </w:tcPr>
-          <w:p>
-            <w:r>
-              <w:rPr>
-                <w:b w:val="0"/>
-                <w:i w:val="0"/>
-                <w:color w:val="64748B"/>
-                <w:sz w:val="16"/>
-              </w:rPr>
-              <w:t>GT-CQ</w:t>
-            </w:r>
-          </w:p>
-        </w:tc>
-        <w:tc>
-          <w:tcPr>
-            <w:tcW w:type="dxa" w:w="4706"/>
-          </w:tcPr>
-          <w:p>
-            <w:r>
-              <w:rPr>
-                <w:b w:val="0"/>
-                <w:i w:val="0"/>
-                <w:sz w:val="17"/>
-              </w:rPr>
-              <w:t>Prière de vérifier pour être sûr que vous avez choisi les bonnes modalités des questions 11.01 et 11.19.</w:t>
-            </w:r>
-          </w:p>
-        </w:tc>
-      </w:tr>
-      <w:tr>
-        <w:tc>
-          <w:tcPr>
-            <w:tcW w:type="dxa" w:w="964"/>
-          </w:tcPr>
-          <w:p>
-            <w:r>
-              <w:rPr>
-                <w:b/>
-                <w:i w:val="0"/>
-                <w:color w:val="EA580C"/>
-                <w:sz w:val="16"/>
-              </w:rPr>
-              <w:t>Moyenne</w:t>
-            </w:r>
-          </w:p>
-        </w:tc>
-        <w:tc>
-          <w:tcPr>
-            <w:tcW w:type="dxa" w:w="1247"/>
-          </w:tcPr>
-          <w:p>
-            <w:r>
-              <w:rPr>
-                <w:b/>
-                <w:i w:val="0"/>
-                <w:sz w:val="16"/>
-              </w:rPr>
-              <w:t>S11</w:t>
-              <w:br/>
-            </w:r>
-            <w:r>
-              <w:rPr>
-                <w:b w:val="0"/>
-                <w:i w:val="0"/>
-                <w:color w:val="64748B"/>
-                <w:sz w:val="14"/>
-              </w:rPr>
-              <w:t>Logement / cadre de vie</w:t>
-            </w:r>
-          </w:p>
-        </w:tc>
-        <w:tc>
-          <w:tcPr>
-            <w:tcW w:type="dxa" w:w="1531"/>
-          </w:tcPr>
-          <w:p>
-            <w:r>
-              <w:rPr>
-                <w:b/>
-                <w:i w:val="0"/>
-                <w:color w:val="16A34A"/>
-                <w:sz w:val="16"/>
-              </w:rPr>
-              <w:t>—</w:t>
-            </w:r>
-          </w:p>
-        </w:tc>
-        <w:tc>
-          <w:tcPr>
-            <w:tcW w:type="dxa" w:w="1191"/>
-          </w:tcPr>
-          <w:p>
-            <w:r>
-              <w:rPr>
-                <w:b w:val="0"/>
-                <w:i w:val="0"/>
-                <w:color w:val="64748B"/>
-                <w:sz w:val="16"/>
-              </w:rPr>
-              <w:t>GT-CQ</w:t>
-            </w:r>
-          </w:p>
-        </w:tc>
-        <w:tc>
-          <w:tcPr>
-            <w:tcW w:type="dxa" w:w="4706"/>
-          </w:tcPr>
-          <w:p>
-            <w:r>
-              <w:rPr>
-                <w:b w:val="0"/>
-                <w:i w:val="0"/>
-                <w:sz w:val="17"/>
-              </w:rPr>
               <w:t>Merci de ne pas corriger si vous êtes sûr de celui donné par le ménage et observé par vous.</w:t>
-            </w:r>
-          </w:p>
-        </w:tc>
-      </w:tr>
-      <w:tr>
-        <w:tc>
-          <w:tcPr>
-            <w:tcW w:type="dxa" w:w="964"/>
-          </w:tcPr>
-          <w:p>
-            <w:r>
-              <w:rPr>
-                <w:b/>
-                <w:i w:val="0"/>
-                <w:color w:val="EA580C"/>
-                <w:sz w:val="16"/>
-              </w:rPr>
-              <w:t>Moyenne</w:t>
-            </w:r>
-          </w:p>
-        </w:tc>
-        <w:tc>
-          <w:tcPr>
-            <w:tcW w:type="dxa" w:w="1247"/>
-          </w:tcPr>
-          <w:p>
-            <w:r>
-              <w:rPr>
-                <w:b/>
-                <w:i w:val="0"/>
-                <w:sz w:val="16"/>
-              </w:rPr>
-              <w:t>S13</w:t>
-              <w:br/>
-            </w:r>
-            <w:r>
-              <w:rPr>
-                <w:b w:val="0"/>
-                <w:i w:val="0"/>
-                <w:color w:val="64748B"/>
-                <w:sz w:val="14"/>
-              </w:rPr>
-              <w:t>Transferts</w:t>
-            </w:r>
-          </w:p>
-        </w:tc>
-        <w:tc>
-          <w:tcPr>
-            <w:tcW w:type="dxa" w:w="1531"/>
-          </w:tcPr>
-          <w:p>
-            <w:r>
-              <w:rPr>
-                <w:b/>
-                <w:i w:val="0"/>
-                <w:color w:val="16A34A"/>
-                <w:sz w:val="16"/>
-              </w:rPr>
-              <w:t>s00q07a, s00q08, s00q10, s00q13_0, s00q15_0, s00q17_0, s00q23a, s00q23b</w:t>
-            </w:r>
-          </w:p>
-        </w:tc>
-        <w:tc>
-          <w:tcPr>
-            <w:tcW w:type="dxa" w:w="1191"/>
-          </w:tcPr>
-          <w:p>
-            <w:r>
-              <w:rPr>
-                <w:b w:val="0"/>
-                <w:i w:val="0"/>
-                <w:color w:val="64748B"/>
-                <w:sz w:val="16"/>
-              </w:rPr>
-              <w:t>GT-CQ</w:t>
-            </w:r>
-          </w:p>
-        </w:tc>
-        <w:tc>
-          <w:tcPr>
-            <w:tcW w:type="dxa" w:w="4706"/>
-          </w:tcPr>
-          <w:p>
-            <w:r>
-              <w:rPr>
-                <w:b w:val="0"/>
-                <w:i w:val="0"/>
-                <w:sz w:val="17"/>
-              </w:rPr>
-              <w:t>L'enquêteur prière de fournir d'effort pour avoir le niveau d'étude et l'âge de celui qui a envoyé/donné de l'argent dans la section 13a (Transfert reçu).</w:t>
             </w:r>
           </w:p>
         </w:tc>
